--- a/project/documents/letters/ltrFFNS.docx
+++ b/project/documents/letters/ltrFFNS.docx
@@ -3,6 +3,18 @@
 <w:document xmlns:wpc="http://schemas.microsoft.com/office/word/2010/wordprocessingCanvas" xmlns:cx="http://schemas.microsoft.com/office/drawing/2014/chartex" xmlns:cx1="http://schemas.microsoft.com/office/drawing/2015/9/8/chartex" xmlns:cx2="http://schemas.microsoft.com/office/drawing/2015/10/21/chartex" xmlns:cx3="http://schemas.microsoft.com/office/drawing/2016/5/9/chartex" xmlns:cx4="http://schemas.microsoft.com/office/drawing/2016/5/10/chartex" xmlns:cx5="http://schemas.microsoft.com/office/drawing/2016/5/11/chartex" xmlns:cx6="http://schemas.microsoft.com/office/drawing/2016/5/12/chartex" xmlns:cx7="http://schemas.microsoft.com/office/drawing/2016/5/13/chartex" xmlns:cx8="http://schemas.microsoft.com/office/drawing/2016/5/14/chartex" xmlns:mc="http://schemas.openxmlformats.org/markup-compatibility/2006" xmlns:aink="http://schemas.microsoft.com/office/drawing/2016/ink" xmlns:am3d="http://schemas.microsoft.com/office/drawing/2017/model3d" xmlns:o="urn:schemas-microsoft-com:office:office" xmlns:oel="http://schemas.microsoft.com/office/2019/extlst" xmlns:r="http://schemas.openxmlformats.org/officeDocument/2006/relationships" xmlns:m="http://schemas.openxmlformats.org/officeDocument/2006/math" xmlns:v="urn:schemas-microsoft-com:vml" xmlns:wp14="http://schemas.microsoft.com/office/word/2010/wordprocessingDrawing" xmlns:wp="http://schemas.openxmlformats.org/drawingml/2006/wordprocessingDrawing" xmlns:w10="urn:schemas-microsoft-com:office:word" xmlns:w="http://schemas.openxmlformats.org/wordprocessingml/2006/main" xmlns:w14="http://schemas.microsoft.com/office/word/2010/wordml" xmlns:w15="http://schemas.microsoft.com/office/word/2012/wordml" xmlns:w16cex="http://schemas.microsoft.com/office/word/2018/wordml/cex" xmlns:w16cid="http://schemas.microsoft.com/office/word/2016/wordml/cid" xmlns:w16="http://schemas.microsoft.com/office/word/2018/wordml" xmlns:w16sdtdh="http://schemas.microsoft.com/office/word/2020/wordml/sdtdatahash" xmlns:w16se="http://schemas.microsoft.com/office/word/2015/wordml/symex" xmlns:wpg="http://schemas.microsoft.com/office/word/2010/wordprocessingGroup" xmlns:wpi="http://schemas.microsoft.com/office/word/2010/wordprocessingInk" xmlns:wne="http://schemas.microsoft.com/office/word/2006/wordml" xmlns:wps="http://schemas.microsoft.com/office/word/2010/wordprocessingShape" mc:Ignorable="w14 w15 w16se w16cid w16 w16cex w16sdtdh wp14">
   <w:body>
     <w:p>
+      <w:r>
+        <w:t xml:space="preserve">Subject line: &lt;&lt;This.orgName&gt;&gt; &lt;&lt;This.clientRefNo&gt;&gt; / &lt;&lt;This.matterNo&gt;&gt; / </w:t>
+      </w:r>
+      <w:r>
+        <w:t>Instructions Needed - U.S. Non-Provisional/Foreign Filing</w:t>
+      </w:r>
+    </w:p>
+    <w:p/>
+    <w:p/>
+    <w:p/>
+    <w:p/>
+    <w:p>
       <w:pPr>
         <w:rPr>
           <w:noProof/>
@@ -101,8 +113,8 @@
         </w:rPr>
         <w:t xml:space="preserve">Please review the attached report and provide us with your foreign filing and/or </w:t>
       </w:r>
-      <w:smartTag w:uri="urn:schemas-microsoft-com:office:smarttags" w:element="place">
-        <w:smartTag w:uri="urn:schemas-microsoft-com:office:smarttags" w:element="country-region">
+      <w:smartTag w:uri="urn:schemas-microsoft-com:office:smarttags" w:element="country-region">
+        <w:smartTag w:uri="urn:schemas-microsoft-com:office:smarttags" w:element="place">
           <w:r>
             <w:rPr>
               <w:noProof/>
@@ -155,45 +167,6 @@
       </w:r>
       <w:r>
         <w:t>Early instructions are needed to account for differences in time zones, international dateline, and local associate processing.  If we have not received instructions at least one week prior to the deadline, we cannot guarantee that we will be able to complete filing of the applications prior to the deadline, although we will exercise our best efforts to carry out your instructions.  If you have any questions or comments, please feel free to contact us.</w:t>
-      </w:r>
-    </w:p>
-    <w:p/>
-    <w:p>
-      <w:r>
-        <w:t>Reported By:</w:t>
-      </w:r>
-    </w:p>
-    <w:p/>
-    <w:p/>
-    <w:p/>
-    <w:p>
-      <w:r>
-        <w:rPr>
-          <w:color w:val="000000"/>
-        </w:rPr>
-        <w:t>&lt;&lt;cmgName&gt;&gt;</w:t>
-      </w:r>
-    </w:p>
-    <w:p>
-      <w:pPr>
-        <w:rPr>
-          <w:color w:val="000000"/>
-        </w:rPr>
-      </w:pPr>
-      <w:r>
-        <w:t>Case Management Assistant</w:t>
-      </w:r>
-    </w:p>
-    <w:p>
-      <w:pPr>
-        <w:rPr>
-          <w:color w:val="000000"/>
-        </w:rPr>
-      </w:pPr>
-    </w:p>
-    <w:p>
-      <w:r>
-        <w:t>Attachment</w:t>
       </w:r>
     </w:p>
     <w:p/>
@@ -274,6 +247,50 @@
     <w:lsdException w:name="Subtitle" w:qFormat="1"/>
     <w:lsdException w:name="Strong" w:qFormat="1"/>
     <w:lsdException w:name="Emphasis" w:qFormat="1"/>
+    <w:lsdException w:name="Normal Table" w:semiHidden="1" w:unhideWhenUsed="1"/>
+    <w:lsdException w:name="Table Simple 1" w:semiHidden="1" w:unhideWhenUsed="1"/>
+    <w:lsdException w:name="Table Simple 2" w:semiHidden="1" w:unhideWhenUsed="1"/>
+    <w:lsdException w:name="Table Simple 3" w:semiHidden="1" w:unhideWhenUsed="1"/>
+    <w:lsdException w:name="Table Classic 1" w:semiHidden="1" w:unhideWhenUsed="1"/>
+    <w:lsdException w:name="Table Classic 2" w:semiHidden="1" w:unhideWhenUsed="1"/>
+    <w:lsdException w:name="Table Classic 3" w:semiHidden="1" w:unhideWhenUsed="1"/>
+    <w:lsdException w:name="Table Classic 4" w:semiHidden="1" w:unhideWhenUsed="1"/>
+    <w:lsdException w:name="Table Colorful 1" w:semiHidden="1" w:unhideWhenUsed="1"/>
+    <w:lsdException w:name="Table Colorful 2" w:semiHidden="1" w:unhideWhenUsed="1"/>
+    <w:lsdException w:name="Table Colorful 3" w:semiHidden="1" w:unhideWhenUsed="1"/>
+    <w:lsdException w:name="Table Columns 1" w:semiHidden="1" w:unhideWhenUsed="1"/>
+    <w:lsdException w:name="Table Columns 2" w:semiHidden="1" w:unhideWhenUsed="1"/>
+    <w:lsdException w:name="Table Columns 3" w:semiHidden="1" w:unhideWhenUsed="1"/>
+    <w:lsdException w:name="Table Columns 4" w:semiHidden="1" w:unhideWhenUsed="1"/>
+    <w:lsdException w:name="Table Columns 5" w:semiHidden="1" w:unhideWhenUsed="1"/>
+    <w:lsdException w:name="Table Grid 1" w:semiHidden="1" w:unhideWhenUsed="1"/>
+    <w:lsdException w:name="Table Grid 2" w:semiHidden="1" w:unhideWhenUsed="1"/>
+    <w:lsdException w:name="Table Grid 3" w:semiHidden="1" w:unhideWhenUsed="1"/>
+    <w:lsdException w:name="Table Grid 4" w:semiHidden="1" w:unhideWhenUsed="1"/>
+    <w:lsdException w:name="Table Grid 5" w:semiHidden="1" w:unhideWhenUsed="1"/>
+    <w:lsdException w:name="Table Grid 6" w:semiHidden="1" w:unhideWhenUsed="1"/>
+    <w:lsdException w:name="Table Grid 7" w:semiHidden="1" w:unhideWhenUsed="1"/>
+    <w:lsdException w:name="Table Grid 8" w:semiHidden="1" w:unhideWhenUsed="1"/>
+    <w:lsdException w:name="Table List 1" w:semiHidden="1" w:unhideWhenUsed="1"/>
+    <w:lsdException w:name="Table List 2" w:semiHidden="1" w:unhideWhenUsed="1"/>
+    <w:lsdException w:name="Table List 3" w:semiHidden="1" w:unhideWhenUsed="1"/>
+    <w:lsdException w:name="Table List 4" w:semiHidden="1" w:unhideWhenUsed="1"/>
+    <w:lsdException w:name="Table List 5" w:semiHidden="1" w:unhideWhenUsed="1"/>
+    <w:lsdException w:name="Table List 6" w:semiHidden="1" w:unhideWhenUsed="1"/>
+    <w:lsdException w:name="Table List 7" w:semiHidden="1" w:unhideWhenUsed="1"/>
+    <w:lsdException w:name="Table List 8" w:semiHidden="1" w:unhideWhenUsed="1"/>
+    <w:lsdException w:name="Table 3D effects 1" w:semiHidden="1" w:unhideWhenUsed="1"/>
+    <w:lsdException w:name="Table 3D effects 2" w:semiHidden="1" w:unhideWhenUsed="1"/>
+    <w:lsdException w:name="Table 3D effects 3" w:semiHidden="1" w:unhideWhenUsed="1"/>
+    <w:lsdException w:name="Table Contemporary" w:semiHidden="1" w:unhideWhenUsed="1"/>
+    <w:lsdException w:name="Table Elegant" w:semiHidden="1" w:unhideWhenUsed="1"/>
+    <w:lsdException w:name="Table Professional" w:semiHidden="1" w:unhideWhenUsed="1"/>
+    <w:lsdException w:name="Table Subtle 1" w:semiHidden="1" w:unhideWhenUsed="1"/>
+    <w:lsdException w:name="Table Subtle 2" w:semiHidden="1" w:unhideWhenUsed="1"/>
+    <w:lsdException w:name="Table Web 1" w:semiHidden="1" w:unhideWhenUsed="1"/>
+    <w:lsdException w:name="Table Web 2" w:semiHidden="1" w:unhideWhenUsed="1"/>
+    <w:lsdException w:name="Table Web 3" w:semiHidden="1" w:unhideWhenUsed="1"/>
+    <w:lsdException w:name="Table Theme" w:semiHidden="1" w:unhideWhenUsed="1"/>
     <w:lsdException w:name="Placeholder Text" w:semiHidden="1" w:uiPriority="99"/>
     <w:lsdException w:name="No Spacing" w:uiPriority="1" w:qFormat="1"/>
     <w:lsdException w:name="Light Shading" w:uiPriority="60"/>
@@ -505,11 +522,15 @@
   </w:style>
   <w:style w:type="character" w:default="1" w:styleId="DefaultParagraphFont">
     <w:name w:val="Default Paragraph Font"/>
+    <w:uiPriority w:val="1"/>
     <w:semiHidden/>
+    <w:unhideWhenUsed/>
   </w:style>
   <w:style w:type="table" w:default="1" w:styleId="TableNormal">
     <w:name w:val="Normal Table"/>
+    <w:uiPriority w:val="99"/>
     <w:semiHidden/>
+    <w:unhideWhenUsed/>
     <w:tblPr>
       <w:tblInd w:w="0" w:type="dxa"/>
       <w:tblCellMar>
@@ -522,7 +543,9 @@
   </w:style>
   <w:style w:type="numbering" w:default="1" w:styleId="NoList">
     <w:name w:val="No List"/>
+    <w:uiPriority w:val="99"/>
     <w:semiHidden/>
+    <w:unhideWhenUsed/>
   </w:style>
   <w:style w:type="character" w:styleId="CommentReference">
     <w:name w:val="annotation reference"/>
@@ -599,6 +622,7 @@
     <w:name w:val="annotation subject"/>
     <w:basedOn w:val="CommentText"/>
     <w:next w:val="CommentText"/>
+    <w:link w:val="CommentSubjectChar"/>
     <w:rsid w:val="00E50460"/>
     <w:rPr>
       <w:b/>
